--- a/code/week5/ER 모델 연습 2.docx
+++ b/code/week5/ER 모델 연습 2.docx
@@ -92,7 +92,7 @@
     <w:p>
       <w:r>
         <w:pict w14:anchorId="46DF4EDD">
-          <v:rect id="_x0000_i1025" style="width:0;height:1.5pt" o:hralign="center" o:hrstd="t" o:hr="t" fillcolor="#a0a0a0" stroked="f"/>
+          <v:rect id="_x0000_i1026" style="width:0;height:1.5pt" o:hralign="center" o:hrstd="t" o:hr="t" fillcolor="#a0a0a0" stroked="f"/>
         </w:pict>
       </w:r>
     </w:p>
@@ -185,7 +185,7 @@
     <w:p>
       <w:r>
         <w:pict w14:anchorId="56882294">
-          <v:rect id="_x0000_i1026" style="width:0;height:1.5pt" o:hralign="center" o:hrstd="t" o:hr="t" fillcolor="#a0a0a0" stroked="f"/>
+          <v:rect id="_x0000_i1027" style="width:0;height:1.5pt" o:hralign="center" o:hrstd="t" o:hr="t" fillcolor="#a0a0a0" stroked="f"/>
         </w:pict>
       </w:r>
     </w:p>
@@ -224,11 +224,6 @@
       </w:r>
     </w:p>
     <w:p>
-      <w:pPr>
-        <w:rPr>
-          <w:rFonts w:hint="eastAsia"/>
-        </w:rPr>
-      </w:pPr>
       <w:r>
         <w:t>1.</w:t>
       </w:r>
@@ -252,11 +247,6 @@
       </w:r>
     </w:p>
     <w:p>
-      <w:pPr>
-        <w:rPr>
-          <w:rFonts w:hint="eastAsia"/>
-        </w:rPr>
-      </w:pPr>
       <w:r>
         <w:t>2.</w:t>
       </w:r>
@@ -303,11 +293,6 @@
       </w:r>
     </w:p>
     <w:p>
-      <w:pPr>
-        <w:rPr>
-          <w:rFonts w:hint="eastAsia"/>
-        </w:rPr>
-      </w:pPr>
       <w:r>
         <w:rPr>
           <w:rFonts w:hint="eastAsia"/>
@@ -330,7 +315,7 @@
     <w:p>
       <w:r>
         <w:pict w14:anchorId="76EBBCF5">
-          <v:rect id="_x0000_i1027" style="width:0;height:1.5pt" o:hralign="center" o:hrstd="t" o:hr="t" fillcolor="#a0a0a0" stroked="f"/>
+          <v:rect id="_x0000_i1028" style="width:0;height:1.5pt" o:hralign="center" o:hrstd="t" o:hr="t" fillcolor="#a0a0a0" stroked="f"/>
         </w:pict>
       </w:r>
     </w:p>
@@ -368,15 +353,26 @@
         <w:rPr>
           <w:rFonts w:ascii="Arial Unicode MS" w:eastAsia="Arial Unicode MS" w:hAnsi="Arial Unicode MS" w:cs="Arial Unicode MS"/>
         </w:rPr>
-        <w:t>유저(User)와 캐릭터(Character)는 어떻게 다른가?</w:t>
+        <w:t xml:space="preserve">유저(User)와 캐릭터(Character)는 어떻게 </w:t>
+      </w:r>
+      <w:proofErr w:type="spellStart"/>
+      <w:r>
+        <w:rPr>
+          <w:rFonts w:ascii="Arial Unicode MS" w:eastAsia="Arial Unicode MS" w:hAnsi="Arial Unicode MS" w:cs="Arial Unicode MS"/>
+        </w:rPr>
+        <w:t>다른가</w:t>
+      </w:r>
+      <w:proofErr w:type="spellEnd"/>
+      <w:r>
+        <w:rPr>
+          <w:rFonts w:ascii="Arial Unicode MS" w:eastAsia="Arial Unicode MS" w:hAnsi="Arial Unicode MS" w:cs="Arial Unicode MS"/>
+        </w:rPr>
+        <w:t>?</w:t>
       </w:r>
     </w:p>
     <w:p>
       <w:pPr>
         <w:spacing w:before="240" w:after="240"/>
-        <w:rPr>
-          <w:rFonts w:hint="eastAsia"/>
-        </w:rPr>
       </w:pPr>
       <w:r>
         <w:t>✏️ Answer:</w:t>
@@ -503,7 +499,7 @@
     <w:p>
       <w:r>
         <w:pict w14:anchorId="6022390B">
-          <v:rect id="_x0000_i1028" style="width:0;height:1.5pt" o:hralign="center" o:hrstd="t" o:hr="t" fillcolor="#a0a0a0" stroked="f"/>
+          <v:rect id="_x0000_i1029" style="width:0;height:1.5pt" o:hralign="center" o:hrstd="t" o:hr="t" fillcolor="#a0a0a0" stroked="f"/>
         </w:pict>
       </w:r>
     </w:p>
@@ -568,7 +564,6 @@
     <w:p>
       <w:pPr>
         <w:rPr>
-          <w:rFonts w:hint="eastAsia"/>
           <w:b/>
           <w:bCs/>
         </w:rPr>
@@ -582,6 +577,7 @@
         </w:rPr>
         <w:t xml:space="preserve"> </w:t>
       </w:r>
+      <w:proofErr w:type="spellStart"/>
       <w:r>
         <w:rPr>
           <w:rFonts w:hint="eastAsia"/>
@@ -590,13 +586,9 @@
         </w:rPr>
         <w:t>user_id</w:t>
       </w:r>
-    </w:p>
-    <w:p>
-      <w:pPr>
-        <w:rPr>
-          <w:rFonts w:hint="eastAsia"/>
-        </w:rPr>
-      </w:pPr>
+      <w:proofErr w:type="spellEnd"/>
+    </w:p>
+    <w:p>
       <w:r>
         <w:t>-</w:t>
       </w:r>
@@ -608,11 +600,6 @@
       </w:r>
     </w:p>
     <w:p>
-      <w:pPr>
-        <w:rPr>
-          <w:rFonts w:hint="eastAsia"/>
-        </w:rPr>
-      </w:pPr>
       <w:r>
         <w:t>-</w:t>
       </w:r>
@@ -624,11 +611,6 @@
       </w:r>
     </w:p>
     <w:p>
-      <w:pPr>
-        <w:rPr>
-          <w:rFonts w:hint="eastAsia"/>
-        </w:rPr>
-      </w:pPr>
       <w:r>
         <w:t>PK:</w:t>
       </w:r>
@@ -636,13 +618,21 @@
         <w:rPr>
           <w:rFonts w:hint="eastAsia"/>
         </w:rPr>
-        <w:t xml:space="preserve"> user_id</w:t>
-      </w:r>
+        <w:t xml:space="preserve"> </w:t>
+      </w:r>
+      <w:proofErr w:type="spellStart"/>
+      <w:r>
+        <w:rPr>
+          <w:rFonts w:hint="eastAsia"/>
+        </w:rPr>
+        <w:t>user_id</w:t>
+      </w:r>
+      <w:proofErr w:type="spellEnd"/>
     </w:p>
     <w:p>
       <w:r>
         <w:pict w14:anchorId="5952FB43">
-          <v:rect id="_x0000_i1029" style="width:0;height:1.5pt" o:hralign="center" o:hrstd="t" o:hr="t" fillcolor="#a0a0a0" stroked="f"/>
+          <v:rect id="_x0000_i1030" style="width:0;height:1.5pt" o:hralign="center" o:hrstd="t" o:hr="t" fillcolor="#a0a0a0" stroked="f"/>
         </w:pict>
       </w:r>
     </w:p>
@@ -695,6 +685,7 @@
         </w:rPr>
         <w:t xml:space="preserve"> </w:t>
       </w:r>
+      <w:proofErr w:type="spellStart"/>
       <w:r>
         <w:rPr>
           <w:rFonts w:hint="eastAsia"/>
@@ -703,26 +694,31 @@
         </w:rPr>
         <w:t>character_id</w:t>
       </w:r>
-    </w:p>
-    <w:p>
-      <w:pPr>
-        <w:rPr>
-          <w:rFonts w:hint="eastAsia"/>
-        </w:rPr>
-      </w:pPr>
-      <w:r>
-        <w:rPr>
-          <w:rFonts w:hint="eastAsia"/>
-        </w:rPr>
-        <w:t>- user_id (FK)</w:t>
-      </w:r>
-    </w:p>
-    <w:p>
-      <w:pPr>
-        <w:rPr>
-          <w:rFonts w:hint="eastAsia"/>
-        </w:rPr>
-      </w:pPr>
+      <w:proofErr w:type="spellEnd"/>
+    </w:p>
+    <w:p>
+      <w:r>
+        <w:rPr>
+          <w:rFonts w:hint="eastAsia"/>
+        </w:rPr>
+        <w:t xml:space="preserve">- </w:t>
+      </w:r>
+      <w:proofErr w:type="spellStart"/>
+      <w:r>
+        <w:rPr>
+          <w:rFonts w:hint="eastAsia"/>
+        </w:rPr>
+        <w:t>user_id</w:t>
+      </w:r>
+      <w:proofErr w:type="spellEnd"/>
+      <w:r>
+        <w:rPr>
+          <w:rFonts w:hint="eastAsia"/>
+        </w:rPr>
+        <w:t xml:space="preserve"> (FK)</w:t>
+      </w:r>
+    </w:p>
+    <w:p>
       <w:r>
         <w:t>-</w:t>
       </w:r>
@@ -745,11 +741,6 @@
       </w:r>
     </w:p>
     <w:p>
-      <w:pPr>
-        <w:rPr>
-          <w:rFonts w:hint="eastAsia"/>
-        </w:rPr>
-      </w:pPr>
       <w:r>
         <w:rPr>
           <w:rFonts w:hint="eastAsia"/>
@@ -758,11 +749,6 @@
       </w:r>
     </w:p>
     <w:p>
-      <w:pPr>
-        <w:rPr>
-          <w:rFonts w:hint="eastAsia"/>
-        </w:rPr>
-      </w:pPr>
       <w:r>
         <w:rPr>
           <w:rFonts w:hint="eastAsia"/>
@@ -771,11 +757,6 @@
       </w:r>
     </w:p>
     <w:p>
-      <w:pPr>
-        <w:rPr>
-          <w:rFonts w:hint="eastAsia"/>
-        </w:rPr>
-      </w:pPr>
       <w:r>
         <w:t>PK:</w:t>
       </w:r>
@@ -785,17 +766,19 @@
         </w:rPr>
         <w:t xml:space="preserve"> </w:t>
       </w:r>
+      <w:proofErr w:type="spellStart"/>
       <w:r>
         <w:rPr>
           <w:rFonts w:hint="eastAsia"/>
         </w:rPr>
         <w:t>character_id</w:t>
       </w:r>
+      <w:proofErr w:type="spellEnd"/>
     </w:p>
     <w:p>
       <w:r>
         <w:pict w14:anchorId="5CC566AC">
-          <v:rect id="_x0000_i1030" style="width:0;height:1.5pt" o:hralign="center" o:hrstd="t" o:hr="t" fillcolor="#a0a0a0" stroked="f"/>
+          <v:rect id="_x0000_i1031" style="width:0;height:1.5pt" o:hralign="center" o:hrstd="t" o:hr="t" fillcolor="#a0a0a0" stroked="f"/>
         </w:pict>
       </w:r>
     </w:p>
@@ -832,11 +815,6 @@
       </w:r>
     </w:p>
     <w:p>
-      <w:pPr>
-        <w:rPr>
-          <w:rFonts w:hint="eastAsia"/>
-        </w:rPr>
-      </w:pPr>
       <w:r>
         <w:t>-</w:t>
       </w:r>
@@ -846,6 +824,7 @@
         </w:rPr>
         <w:t xml:space="preserve"> </w:t>
       </w:r>
+      <w:proofErr w:type="spellStart"/>
       <w:r>
         <w:rPr>
           <w:rFonts w:hint="eastAsia"/>
@@ -854,6 +833,7 @@
         </w:rPr>
         <w:t>item_id</w:t>
       </w:r>
+      <w:proofErr w:type="spellEnd"/>
     </w:p>
     <w:p>
       <w:r>
@@ -867,11 +847,6 @@
       </w:r>
     </w:p>
     <w:p>
-      <w:pPr>
-        <w:rPr>
-          <w:rFonts w:hint="eastAsia"/>
-        </w:rPr>
-      </w:pPr>
       <w:r>
         <w:rPr>
           <w:rFonts w:hint="eastAsia"/>
@@ -889,20 +864,17 @@
         </w:rPr>
         <w:t xml:space="preserve"> </w:t>
       </w:r>
+      <w:proofErr w:type="spellStart"/>
       <w:r>
         <w:rPr>
           <w:rFonts w:hint="eastAsia"/>
         </w:rPr>
         <w:t>item_id</w:t>
       </w:r>
+      <w:proofErr w:type="spellEnd"/>
     </w:p>
     <w:p/>
     <w:p>
-      <w:pPr>
-        <w:rPr>
-          <w:rFonts w:hint="eastAsia"/>
-        </w:rPr>
-      </w:pPr>
       <w:r>
         <w:rPr>
           <w:rFonts w:hint="eastAsia"/>
@@ -934,7 +906,21 @@
         <w:rPr>
           <w:rFonts w:hint="eastAsia"/>
         </w:rPr>
-        <w:t xml:space="preserve"> (m:n) -&gt; </w:t>
+        <w:t xml:space="preserve"> (</w:t>
+      </w:r>
+      <w:proofErr w:type="spellStart"/>
+      <w:r>
+        <w:rPr>
+          <w:rFonts w:hint="eastAsia"/>
+        </w:rPr>
+        <w:t>m:n</w:t>
+      </w:r>
+      <w:proofErr w:type="spellEnd"/>
+      <w:r>
+        <w:rPr>
+          <w:rFonts w:hint="eastAsia"/>
+        </w:rPr>
+        <w:t xml:space="preserve">) -&gt; </w:t>
       </w:r>
       <w:r>
         <w:rPr>
@@ -1003,7 +989,7 @@
     <w:p>
       <w:r>
         <w:pict w14:anchorId="7D655D2A">
-          <v:rect id="_x0000_i1049" style="width:0;height:1.5pt" o:hralign="center" o:bullet="t" o:hrstd="t" o:hr="t" fillcolor="#a0a0a0" stroked="f"/>
+          <v:rect id="_x0000_i1032" style="width:0;height:1.5pt" o:hralign="center" o:bullet="t" o:hrstd="t" o:hr="t" fillcolor="#a0a0a0" stroked="f"/>
         </w:pict>
       </w:r>
     </w:p>
@@ -1014,7 +1000,6 @@
         <w:keepLines w:val="0"/>
         <w:spacing w:before="280"/>
         <w:rPr>
-          <w:rFonts w:hint="eastAsia"/>
           <w:b/>
           <w:bCs/>
           <w:color w:val="000000"/>
@@ -1050,11 +1035,6 @@
       </w:r>
     </w:p>
     <w:p>
-      <w:pPr>
-        <w:rPr>
-          <w:rFonts w:hint="eastAsia"/>
-        </w:rPr>
-      </w:pPr>
       <w:r>
         <w:t>-</w:t>
       </w:r>
@@ -1064,18 +1044,14 @@
         </w:rPr>
         <w:t xml:space="preserve"> </w:t>
       </w:r>
-      <w:r>
-        <w:rPr>
-          <w:rFonts w:hint="eastAsia"/>
-        </w:rPr>
-        <w:t>character</w:t>
-      </w:r>
-      <w:r>
-        <w:rPr>
-          <w:rFonts w:hint="eastAsia"/>
-        </w:rPr>
-        <w:t>_id</w:t>
-      </w:r>
+      <w:proofErr w:type="spellStart"/>
+      <w:r>
+        <w:rPr>
+          <w:rFonts w:hint="eastAsia"/>
+        </w:rPr>
+        <w:t>character_id</w:t>
+      </w:r>
+      <w:proofErr w:type="spellEnd"/>
       <w:r>
         <w:rPr>
           <w:rFonts w:hint="eastAsia"/>
@@ -1093,19 +1069,22 @@
         </w:rPr>
         <w:t xml:space="preserve"> </w:t>
       </w:r>
-      <w:r>
-        <w:rPr>
-          <w:rFonts w:hint="eastAsia"/>
-        </w:rPr>
-        <w:t>item_id (FK)</w:t>
-      </w:r>
-    </w:p>
-    <w:p>
-      <w:pPr>
-        <w:rPr>
-          <w:rFonts w:hint="eastAsia"/>
-        </w:rPr>
-      </w:pPr>
+      <w:proofErr w:type="spellStart"/>
+      <w:r>
+        <w:rPr>
+          <w:rFonts w:hint="eastAsia"/>
+        </w:rPr>
+        <w:t>item_id</w:t>
+      </w:r>
+      <w:proofErr w:type="spellEnd"/>
+      <w:r>
+        <w:rPr>
+          <w:rFonts w:hint="eastAsia"/>
+        </w:rPr>
+        <w:t xml:space="preserve"> (FK)</w:t>
+      </w:r>
+    </w:p>
+    <w:p>
       <w:r>
         <w:rPr>
           <w:rFonts w:hint="eastAsia"/>
@@ -1114,11 +1093,6 @@
       </w:r>
     </w:p>
     <w:p>
-      <w:pPr>
-        <w:rPr>
-          <w:rFonts w:hint="eastAsia"/>
-        </w:rPr>
-      </w:pPr>
       <w:r>
         <w:t>PK:</w:t>
       </w:r>
@@ -1138,13 +1112,41 @@
         <w:rPr>
           <w:rFonts w:hint="eastAsia"/>
         </w:rPr>
-        <w:t xml:space="preserve"> (character_id + item_id)</w:t>
+        <w:t xml:space="preserve"> (</w:t>
+      </w:r>
+      <w:proofErr w:type="spellStart"/>
+      <w:r>
+        <w:rPr>
+          <w:rFonts w:hint="eastAsia"/>
+        </w:rPr>
+        <w:t>character_id</w:t>
+      </w:r>
+      <w:proofErr w:type="spellEnd"/>
+      <w:r>
+        <w:rPr>
+          <w:rFonts w:hint="eastAsia"/>
+        </w:rPr>
+        <w:t xml:space="preserve"> + </w:t>
+      </w:r>
+      <w:proofErr w:type="spellStart"/>
+      <w:r>
+        <w:rPr>
+          <w:rFonts w:hint="eastAsia"/>
+        </w:rPr>
+        <w:t>item_id</w:t>
+      </w:r>
+      <w:proofErr w:type="spellEnd"/>
+      <w:r>
+        <w:rPr>
+          <w:rFonts w:hint="eastAsia"/>
+        </w:rPr>
+        <w:t>)</w:t>
       </w:r>
     </w:p>
     <w:p>
       <w:r>
         <w:pict w14:anchorId="16E50D62">
-          <v:rect id="_x0000_i1050" style="width:0;height:1.5pt" o:hralign="center" o:hrstd="t" o:hr="t" fillcolor="#a0a0a0" stroked="f"/>
+          <v:rect id="_x0000_i1033" style="width:0;height:1.5pt" o:hralign="center" o:hrstd="t" o:hr="t" fillcolor="#a0a0a0" stroked="f"/>
         </w:pict>
       </w:r>
     </w:p>
@@ -1156,7 +1158,6 @@
         <w:keepLines w:val="0"/>
         <w:spacing w:after="80"/>
         <w:rPr>
-          <w:rFonts w:hint="eastAsia"/>
           <w:b/>
           <w:bCs/>
           <w:sz w:val="34"/>
@@ -1222,19 +1223,174 @@
     <w:p>
       <w:pPr>
         <w:rPr>
+          <w:rFonts w:ascii="Arial Unicode MS" w:hAnsi="Arial Unicode MS" w:cs="Arial Unicode MS" w:hint="eastAsia"/>
+        </w:rPr>
+      </w:pPr>
+      <w:r>
+        <w:rPr>
+          <w:rFonts w:ascii="Arial Unicode MS" w:hAnsi="Arial Unicode MS" w:cs="Arial Unicode MS" w:hint="eastAsia"/>
+        </w:rPr>
+        <w:t>캐릭터</w:t>
+      </w:r>
+      <w:r>
+        <w:rPr>
+          <w:rFonts w:ascii="Arial Unicode MS" w:hAnsi="Arial Unicode MS" w:cs="Arial Unicode MS" w:hint="eastAsia"/>
+        </w:rPr>
+        <w:t xml:space="preserve"> </w:t>
+      </w:r>
+      <w:r>
+        <w:rPr>
           <w:rFonts w:ascii="Arial Unicode MS" w:hAnsi="Arial Unicode MS" w:cs="Arial Unicode MS"/>
         </w:rPr>
-      </w:pPr>
+        <w:sym w:font="Wingdings" w:char="F0F3"/>
+      </w:r>
       <w:r>
         <w:rPr>
           <w:rFonts w:ascii="Arial Unicode MS" w:hAnsi="Arial Unicode MS" w:cs="Arial Unicode MS" w:hint="eastAsia"/>
         </w:rPr>
+        <w:t xml:space="preserve"> </w:t>
+      </w:r>
+      <w:r>
+        <w:rPr>
+          <w:rFonts w:ascii="Arial Unicode MS" w:hAnsi="Arial Unicode MS" w:cs="Arial Unicode MS" w:hint="eastAsia"/>
+        </w:rPr>
+        <w:t>아이템목록</w:t>
+      </w:r>
+      <w:r>
+        <w:rPr>
+          <w:rFonts w:ascii="Arial Unicode MS" w:hAnsi="Arial Unicode MS" w:cs="Arial Unicode MS" w:hint="eastAsia"/>
+        </w:rPr>
+        <w:t xml:space="preserve"> (1:n)</w:t>
+      </w:r>
+    </w:p>
+    <w:p>
+      <w:pPr>
+        <w:rPr>
+          <w:rFonts w:ascii="Arial Unicode MS" w:hAnsi="Arial Unicode MS" w:cs="Arial Unicode MS" w:hint="eastAsia"/>
+        </w:rPr>
+      </w:pPr>
+      <w:r>
+        <w:rPr>
+          <w:rFonts w:ascii="Arial Unicode MS" w:hAnsi="Arial Unicode MS" w:cs="Arial Unicode MS" w:hint="eastAsia"/>
+        </w:rPr>
+        <w:t>아이템</w:t>
+      </w:r>
+      <w:r>
+        <w:rPr>
+          <w:rFonts w:ascii="Arial Unicode MS" w:hAnsi="Arial Unicode MS" w:cs="Arial Unicode MS" w:hint="eastAsia"/>
+        </w:rPr>
+        <w:t xml:space="preserve"> </w:t>
+      </w:r>
+      <w:r>
+        <w:rPr>
+          <w:rFonts w:ascii="Arial Unicode MS" w:hAnsi="Arial Unicode MS" w:cs="Arial Unicode MS"/>
+        </w:rPr>
+        <w:sym w:font="Wingdings" w:char="F0F3"/>
+      </w:r>
+      <w:r>
+        <w:rPr>
+          <w:rFonts w:ascii="Arial Unicode MS" w:hAnsi="Arial Unicode MS" w:cs="Arial Unicode MS" w:hint="eastAsia"/>
+        </w:rPr>
+        <w:t xml:space="preserve"> </w:t>
+      </w:r>
+      <w:r>
+        <w:rPr>
+          <w:rFonts w:ascii="Arial Unicode MS" w:hAnsi="Arial Unicode MS" w:cs="Arial Unicode MS" w:hint="eastAsia"/>
+        </w:rPr>
+        <w:t>아이템목록</w:t>
+      </w:r>
+      <w:r>
+        <w:rPr>
+          <w:rFonts w:ascii="Arial Unicode MS" w:hAnsi="Arial Unicode MS" w:cs="Arial Unicode MS" w:hint="eastAsia"/>
+        </w:rPr>
+        <w:t xml:space="preserve"> (1:n)</w:t>
+      </w:r>
+    </w:p>
+    <w:p>
+      <w:pPr>
+        <w:rPr>
+          <w:rFonts w:ascii="Arial Unicode MS" w:hAnsi="Arial Unicode MS" w:cs="Arial Unicode MS" w:hint="eastAsia"/>
+        </w:rPr>
+      </w:pPr>
+    </w:p>
+    <w:p>
+      <w:pPr>
+        <w:rPr>
+          <w:rFonts w:ascii="Arial Unicode MS" w:hAnsi="Arial Unicode MS" w:cs="Arial Unicode MS" w:hint="eastAsia"/>
+          <w:b/>
+          <w:bCs/>
+        </w:rPr>
+      </w:pPr>
+      <w:proofErr w:type="spellStart"/>
+      <w:r>
+        <w:rPr>
+          <w:rFonts w:ascii="Arial Unicode MS" w:hAnsi="Arial Unicode MS" w:cs="Arial Unicode MS" w:hint="eastAsia"/>
+          <w:b/>
+          <w:bCs/>
+        </w:rPr>
+        <w:t>카디널리티</w:t>
+      </w:r>
+      <w:proofErr w:type="spellEnd"/>
+    </w:p>
+    <w:p>
+      <w:pPr>
+        <w:rPr>
+          <w:rFonts w:ascii="Arial Unicode MS" w:hAnsi="Arial Unicode MS" w:cs="Arial Unicode MS" w:hint="eastAsia"/>
+        </w:rPr>
+      </w:pPr>
+      <w:r>
+        <w:rPr>
+          <w:rFonts w:ascii="Arial Unicode MS" w:hAnsi="Arial Unicode MS" w:cs="Arial Unicode MS"/>
+        </w:rPr>
+        <w:t>유저</w:t>
+      </w:r>
+      <w:r>
+        <w:rPr>
+          <w:rFonts w:ascii="Arial Unicode MS" w:hAnsi="Arial Unicode MS" w:cs="Arial Unicode MS" w:hint="eastAsia"/>
+        </w:rPr>
+        <w:t xml:space="preserve"> </w:t>
+      </w:r>
+      <w:r>
+        <w:rPr>
+          <w:rFonts w:ascii="Arial Unicode MS" w:hAnsi="Arial Unicode MS" w:cs="Arial Unicode MS"/>
+        </w:rPr>
+        <w:sym w:font="Wingdings" w:char="F0F3"/>
+      </w:r>
+      <w:r>
+        <w:rPr>
+          <w:rFonts w:ascii="Arial Unicode MS" w:hAnsi="Arial Unicode MS" w:cs="Arial Unicode MS" w:hint="eastAsia"/>
+        </w:rPr>
+        <w:t xml:space="preserve"> </w:t>
+      </w:r>
+      <w:r>
+        <w:rPr>
+          <w:rFonts w:ascii="Arial Unicode MS" w:hAnsi="Arial Unicode MS" w:cs="Arial Unicode MS" w:hint="eastAsia"/>
+        </w:rPr>
         <w:t>캐릭터</w:t>
       </w:r>
       <w:r>
         <w:rPr>
           <w:rFonts w:ascii="Arial Unicode MS" w:hAnsi="Arial Unicode MS" w:cs="Arial Unicode MS" w:hint="eastAsia"/>
         </w:rPr>
+        <w:t xml:space="preserve"> (0,n)</w:t>
+      </w:r>
+    </w:p>
+    <w:p>
+      <w:pPr>
+        <w:rPr>
+          <w:rFonts w:ascii="Arial Unicode MS" w:hAnsi="Arial Unicode MS" w:cs="Arial Unicode MS" w:hint="eastAsia"/>
+        </w:rPr>
+      </w:pPr>
+      <w:r>
+        <w:rPr>
+          <w:rFonts w:ascii="Arial Unicode MS" w:hAnsi="Arial Unicode MS" w:cs="Arial Unicode MS" w:hint="eastAsia"/>
+        </w:rPr>
+        <w:t>캐릭터</w:t>
+      </w:r>
+      <w:r>
+        <w:rPr>
+          <w:rFonts w:ascii="Arial Unicode MS" w:hAnsi="Arial Unicode MS" w:cs="Arial Unicode MS" w:hint="eastAsia"/>
+        </w:rPr>
         <w:t xml:space="preserve"> </w:t>
       </w:r>
       <w:r>
@@ -1253,178 +1409,19 @@
         <w:rPr>
           <w:rFonts w:ascii="Arial Unicode MS" w:hAnsi="Arial Unicode MS" w:cs="Arial Unicode MS" w:hint="eastAsia"/>
         </w:rPr>
-        <w:t>아이템목록</w:t>
+        <w:t>유저</w:t>
       </w:r>
       <w:r>
         <w:rPr>
           <w:rFonts w:ascii="Arial Unicode MS" w:hAnsi="Arial Unicode MS" w:cs="Arial Unicode MS" w:hint="eastAsia"/>
         </w:rPr>
-        <w:t xml:space="preserve"> (1:n)</w:t>
-      </w:r>
-    </w:p>
-    <w:p>
-      <w:pPr>
-        <w:rPr>
-          <w:rFonts w:ascii="Arial Unicode MS" w:hAnsi="Arial Unicode MS" w:cs="Arial Unicode MS"/>
-        </w:rPr>
-      </w:pPr>
-      <w:r>
-        <w:rPr>
-          <w:rFonts w:ascii="Arial Unicode MS" w:hAnsi="Arial Unicode MS" w:cs="Arial Unicode MS" w:hint="eastAsia"/>
-        </w:rPr>
-        <w:t>아이템</w:t>
-      </w:r>
-      <w:r>
-        <w:rPr>
-          <w:rFonts w:ascii="Arial Unicode MS" w:hAnsi="Arial Unicode MS" w:cs="Arial Unicode MS" w:hint="eastAsia"/>
-        </w:rPr>
-        <w:t xml:space="preserve"> </w:t>
-      </w:r>
-      <w:r>
-        <w:rPr>
-          <w:rFonts w:ascii="Arial Unicode MS" w:hAnsi="Arial Unicode MS" w:cs="Arial Unicode MS"/>
-        </w:rPr>
-        <w:sym w:font="Wingdings" w:char="F0F3"/>
-      </w:r>
-      <w:r>
-        <w:rPr>
-          <w:rFonts w:ascii="Arial Unicode MS" w:hAnsi="Arial Unicode MS" w:cs="Arial Unicode MS" w:hint="eastAsia"/>
-        </w:rPr>
-        <w:t xml:space="preserve"> </w:t>
-      </w:r>
-      <w:r>
-        <w:rPr>
-          <w:rFonts w:ascii="Arial Unicode MS" w:hAnsi="Arial Unicode MS" w:cs="Arial Unicode MS" w:hint="eastAsia"/>
-        </w:rPr>
-        <w:t>아이템목록</w:t>
-      </w:r>
-      <w:r>
-        <w:rPr>
-          <w:rFonts w:ascii="Arial Unicode MS" w:hAnsi="Arial Unicode MS" w:cs="Arial Unicode MS" w:hint="eastAsia"/>
-        </w:rPr>
-        <w:t xml:space="preserve"> (1:n)</w:t>
-      </w:r>
-    </w:p>
-    <w:p>
-      <w:pPr>
-        <w:rPr>
-          <w:rFonts w:ascii="Arial Unicode MS" w:hAnsi="Arial Unicode MS" w:cs="Arial Unicode MS"/>
-        </w:rPr>
-      </w:pPr>
-    </w:p>
-    <w:p>
-      <w:pPr>
-        <w:rPr>
-          <w:rFonts w:ascii="Arial Unicode MS" w:hAnsi="Arial Unicode MS" w:cs="Arial Unicode MS"/>
-          <w:b/>
-          <w:bCs/>
-        </w:rPr>
-      </w:pPr>
-      <w:r>
-        <w:rPr>
-          <w:rFonts w:ascii="Arial Unicode MS" w:hAnsi="Arial Unicode MS" w:cs="Arial Unicode MS" w:hint="eastAsia"/>
-          <w:b/>
-          <w:bCs/>
-        </w:rPr>
-        <w:t>카디널리티</w:t>
-      </w:r>
-    </w:p>
-    <w:p>
-      <w:pPr>
-        <w:rPr>
-          <w:rFonts w:ascii="Arial Unicode MS" w:hAnsi="Arial Unicode MS" w:cs="Arial Unicode MS" w:hint="eastAsia"/>
-        </w:rPr>
-      </w:pPr>
-      <w:r>
-        <w:rPr>
-          <w:rFonts w:ascii="Arial Unicode MS" w:hAnsi="Arial Unicode MS" w:cs="Arial Unicode MS"/>
-        </w:rPr>
-        <w:t>유저</w:t>
-      </w:r>
-      <w:r>
-        <w:rPr>
-          <w:rFonts w:ascii="Arial Unicode MS" w:hAnsi="Arial Unicode MS" w:cs="Arial Unicode MS" w:hint="eastAsia"/>
-        </w:rPr>
-        <w:t xml:space="preserve"> </w:t>
-      </w:r>
-      <w:r>
-        <w:rPr>
-          <w:rFonts w:ascii="Arial Unicode MS" w:hAnsi="Arial Unicode MS" w:cs="Arial Unicode MS"/>
-        </w:rPr>
-        <w:sym w:font="Wingdings" w:char="F0F3"/>
-      </w:r>
-      <w:r>
-        <w:rPr>
-          <w:rFonts w:ascii="Arial Unicode MS" w:hAnsi="Arial Unicode MS" w:cs="Arial Unicode MS" w:hint="eastAsia"/>
-        </w:rPr>
-        <w:t xml:space="preserve"> </w:t>
-      </w:r>
-      <w:r>
-        <w:rPr>
-          <w:rFonts w:ascii="Arial Unicode MS" w:hAnsi="Arial Unicode MS" w:cs="Arial Unicode MS" w:hint="eastAsia"/>
-        </w:rPr>
-        <w:t>캐릭터</w:t>
-      </w:r>
-      <w:r>
-        <w:rPr>
-          <w:rFonts w:ascii="Arial Unicode MS" w:hAnsi="Arial Unicode MS" w:cs="Arial Unicode MS" w:hint="eastAsia"/>
-        </w:rPr>
-        <w:t xml:space="preserve"> </w:t>
-      </w:r>
-      <w:r>
-        <w:rPr>
-          <w:rFonts w:ascii="Arial Unicode MS" w:hAnsi="Arial Unicode MS" w:cs="Arial Unicode MS" w:hint="eastAsia"/>
-        </w:rPr>
-        <w:t>(0,n)</w:t>
-      </w:r>
-    </w:p>
-    <w:p>
-      <w:pPr>
-        <w:rPr>
-          <w:rFonts w:ascii="Arial Unicode MS" w:hAnsi="Arial Unicode MS" w:cs="Arial Unicode MS" w:hint="eastAsia"/>
-        </w:rPr>
-      </w:pPr>
-      <w:r>
-        <w:rPr>
-          <w:rFonts w:ascii="Arial Unicode MS" w:hAnsi="Arial Unicode MS" w:cs="Arial Unicode MS" w:hint="eastAsia"/>
-        </w:rPr>
-        <w:t>캐릭터</w:t>
-      </w:r>
-      <w:r>
-        <w:rPr>
-          <w:rFonts w:ascii="Arial Unicode MS" w:hAnsi="Arial Unicode MS" w:cs="Arial Unicode MS" w:hint="eastAsia"/>
-        </w:rPr>
-        <w:t xml:space="preserve"> </w:t>
-      </w:r>
-      <w:r>
-        <w:rPr>
-          <w:rFonts w:ascii="Arial Unicode MS" w:hAnsi="Arial Unicode MS" w:cs="Arial Unicode MS"/>
-        </w:rPr>
-        <w:sym w:font="Wingdings" w:char="F0F3"/>
-      </w:r>
-      <w:r>
-        <w:rPr>
-          <w:rFonts w:ascii="Arial Unicode MS" w:hAnsi="Arial Unicode MS" w:cs="Arial Unicode MS" w:hint="eastAsia"/>
-        </w:rPr>
-        <w:t xml:space="preserve"> </w:t>
-      </w:r>
-      <w:r>
-        <w:rPr>
-          <w:rFonts w:ascii="Arial Unicode MS" w:hAnsi="Arial Unicode MS" w:cs="Arial Unicode MS" w:hint="eastAsia"/>
-        </w:rPr>
-        <w:t>유저</w:t>
-      </w:r>
-      <w:r>
-        <w:rPr>
-          <w:rFonts w:ascii="Arial Unicode MS" w:hAnsi="Arial Unicode MS" w:cs="Arial Unicode MS" w:hint="eastAsia"/>
-        </w:rPr>
         <w:t xml:space="preserve"> (1:1)</w:t>
       </w:r>
     </w:p>
     <w:p>
       <w:r>
         <w:pict w14:anchorId="73C6F55A">
-          <v:rect id="_x0000_i1033" style="width:0;height:1.5pt" o:hralign="center" o:hrstd="t" o:hr="t" fillcolor="#a0a0a0" stroked="f"/>
+          <v:rect id="_x0000_i1034" style="width:0;height:1.5pt" o:hralign="center" o:hrstd="t" o:hr="t" fillcolor="#a0a0a0" stroked="f"/>
         </w:pict>
       </w:r>
     </w:p>
@@ -1477,7 +1474,7 @@
     <w:p>
       <w:r>
         <w:pict w14:anchorId="67C6A197">
-          <v:rect id="_x0000_i1034" style="width:0;height:1.5pt" o:hralign="center" o:hrstd="t" o:hr="t" fillcolor="#a0a0a0" stroked="f"/>
+          <v:rect id="_x0000_i1035" style="width:0;height:1.5pt" o:hralign="center" o:hrstd="t" o:hr="t" fillcolor="#a0a0a0" stroked="f"/>
         </w:pict>
       </w:r>
     </w:p>
@@ -1523,6 +1520,56 @@
       </w:pPr>
       <w:bookmarkStart w:id="12" w:name="_q6nojjwklrxs" w:colFirst="0" w:colLast="0"/>
       <w:bookmarkEnd w:id="12"/>
+      <w:r>
+        <w:rPr>
+          <w:b/>
+          <w:bCs/>
+          <w:noProof/>
+          <w:sz w:val="34"/>
+          <w:szCs w:val="34"/>
+        </w:rPr>
+        <w:drawing>
+          <wp:inline distT="0" distB="0" distL="0" distR="0" wp14:anchorId="7728D400" wp14:editId="697487E6">
+            <wp:extent cx="6645910" cy="6063615"/>
+            <wp:effectExtent l="0" t="0" r="2540" b="0"/>
+            <wp:docPr id="1416702708" name="그림 1"/>
+            <wp:cNvGraphicFramePr>
+              <a:graphicFrameLocks xmlns:a="http://schemas.openxmlformats.org/drawingml/2006/main" noChangeAspect="1"/>
+            </wp:cNvGraphicFramePr>
+            <a:graphic xmlns:a="http://schemas.openxmlformats.org/drawingml/2006/main">
+              <a:graphicData uri="http://schemas.openxmlformats.org/drawingml/2006/picture">
+                <pic:pic xmlns:pic="http://schemas.openxmlformats.org/drawingml/2006/picture">
+                  <pic:nvPicPr>
+                    <pic:cNvPr id="1416702708" name="그림 1416702708"/>
+                    <pic:cNvPicPr/>
+                  </pic:nvPicPr>
+                  <pic:blipFill>
+                    <a:blip r:embed="rId5">
+                      <a:extLst>
+                        <a:ext uri="{28A0092B-C50C-407E-A947-70E740481C1C}">
+                          <a14:useLocalDpi xmlns:a14="http://schemas.microsoft.com/office/drawing/2010/main" val="0"/>
+                        </a:ext>
+                      </a:extLst>
+                    </a:blip>
+                    <a:stretch>
+                      <a:fillRect/>
+                    </a:stretch>
+                  </pic:blipFill>
+                  <pic:spPr>
+                    <a:xfrm>
+                      <a:off x="0" y="0"/>
+                      <a:ext cx="6645910" cy="6063615"/>
+                    </a:xfrm>
+                    <a:prstGeom prst="rect">
+                      <a:avLst/>
+                    </a:prstGeom>
+                  </pic:spPr>
+                </pic:pic>
+              </a:graphicData>
+            </a:graphic>
+          </wp:inline>
+        </w:drawing>
+      </w:r>
     </w:p>
     <w:p>
       <w:pPr>
@@ -1541,7 +1588,7 @@
       <w:bookmarkEnd w:id="13"/>
       <w:r>
         <w:pict w14:anchorId="5F95CF26">
-          <v:rect id="_x0000_i1035" style="width:0;height:1.5pt" o:hralign="center" o:hrstd="t" o:hr="t" fillcolor="#a0a0a0" stroked="f"/>
+          <v:rect id="_x0000_i1036" style="width:0;height:1.5pt" o:hralign="center" o:hrstd="t" o:hr="t" fillcolor="#a0a0a0" stroked="f"/>
         </w:pict>
       </w:r>
     </w:p>
@@ -1567,13 +1614,28 @@
     </w:p>
     <w:p>
       <w:r>
-        <w:t>create table UserAccount (</w:t>
+        <w:t xml:space="preserve">create table </w:t>
+      </w:r>
+      <w:proofErr w:type="spellStart"/>
+      <w:r>
+        <w:t>UserAccount</w:t>
+      </w:r>
+      <w:proofErr w:type="spellEnd"/>
+      <w:r>
+        <w:t xml:space="preserve"> (</w:t>
       </w:r>
     </w:p>
     <w:p>
       <w:r>
         <w:tab/>
-        <w:t>user_id int PRIMARY KEY,</w:t>
+      </w:r>
+      <w:proofErr w:type="spellStart"/>
+      <w:r>
+        <w:t>user_id</w:t>
+      </w:r>
+      <w:proofErr w:type="spellEnd"/>
+      <w:r>
+        <w:t xml:space="preserve"> int PRIMARY KEY,</w:t>
       </w:r>
     </w:p>
     <w:p>
@@ -1591,7 +1653,14 @@
     <w:p>
       <w:r>
         <w:tab/>
-        <w:t>crated_at TIMESTAMP</w:t>
+      </w:r>
+      <w:proofErr w:type="spellStart"/>
+      <w:r>
+        <w:t>crated_at</w:t>
+      </w:r>
+      <w:proofErr w:type="spellEnd"/>
+      <w:r>
+        <w:t xml:space="preserve"> TIMESTAMP</w:t>
       </w:r>
     </w:p>
     <w:p>
@@ -1608,13 +1677,27 @@
     <w:p>
       <w:r>
         <w:tab/>
-        <w:t>character_id int PRIMARY KEY,</w:t>
+      </w:r>
+      <w:proofErr w:type="spellStart"/>
+      <w:r>
+        <w:t>character_id</w:t>
+      </w:r>
+      <w:proofErr w:type="spellEnd"/>
+      <w:r>
+        <w:t xml:space="preserve"> int PRIMARY KEY,</w:t>
       </w:r>
     </w:p>
     <w:p>
       <w:r>
         <w:tab/>
-        <w:t>user_id int,</w:t>
+      </w:r>
+      <w:proofErr w:type="spellStart"/>
+      <w:r>
+        <w:t>user_id</w:t>
+      </w:r>
+      <w:proofErr w:type="spellEnd"/>
+      <w:r>
+        <w:t xml:space="preserve"> int,</w:t>
       </w:r>
     </w:p>
     <w:p>
@@ -1625,6 +1708,7 @@
     </w:p>
     <w:p>
       <w:r>
+        <w:lastRenderedPageBreak/>
         <w:tab/>
         <w:t>level int,</w:t>
       </w:r>
@@ -1638,7 +1722,31 @@
     <w:p>
       <w:r>
         <w:tab/>
-        <w:t>FOREIGN KEY (user_id) REFERENCES UserAccount (user_id)</w:t>
+        <w:t>FOREIGN KEY (</w:t>
+      </w:r>
+      <w:proofErr w:type="spellStart"/>
+      <w:r>
+        <w:t>user_id</w:t>
+      </w:r>
+      <w:proofErr w:type="spellEnd"/>
+      <w:r>
+        <w:t xml:space="preserve">) REFERENCES </w:t>
+      </w:r>
+      <w:proofErr w:type="spellStart"/>
+      <w:r>
+        <w:t>UserAccount</w:t>
+      </w:r>
+      <w:proofErr w:type="spellEnd"/>
+      <w:r>
+        <w:t xml:space="preserve"> (</w:t>
+      </w:r>
+      <w:proofErr w:type="spellStart"/>
+      <w:r>
+        <w:t>user_id</w:t>
+      </w:r>
+      <w:proofErr w:type="spellEnd"/>
+      <w:r>
+        <w:t>)</w:t>
       </w:r>
     </w:p>
     <w:p>
@@ -1655,7 +1763,14 @@
     <w:p>
       <w:r>
         <w:tab/>
-        <w:t>item_id int PRIMARY KEY,</w:t>
+      </w:r>
+      <w:proofErr w:type="spellStart"/>
+      <w:r>
+        <w:t>item_id</w:t>
+      </w:r>
+      <w:proofErr w:type="spellEnd"/>
+      <w:r>
+        <w:t xml:space="preserve"> int PRIMARY KEY,</w:t>
       </w:r>
     </w:p>
     <w:p>
@@ -1684,37 +1799,106 @@
     <w:p>
       <w:r>
         <w:tab/>
-        <w:t>character_id int,</w:t>
+      </w:r>
+      <w:proofErr w:type="spellStart"/>
+      <w:r>
+        <w:t>character_id</w:t>
+      </w:r>
+      <w:proofErr w:type="spellEnd"/>
+      <w:r>
+        <w:t xml:space="preserve"> int,</w:t>
       </w:r>
     </w:p>
     <w:p>
       <w:r>
         <w:tab/>
-        <w:t>item_id int,</w:t>
+      </w:r>
+      <w:proofErr w:type="spellStart"/>
+      <w:r>
+        <w:t>item_id</w:t>
+      </w:r>
+      <w:proofErr w:type="spellEnd"/>
+      <w:r>
+        <w:t xml:space="preserve"> int,</w:t>
       </w:r>
     </w:p>
     <w:p>
       <w:r>
         <w:tab/>
-        <w:t>quantuty int,</w:t>
+      </w:r>
+      <w:proofErr w:type="spellStart"/>
+      <w:r>
+        <w:t>quantuty</w:t>
+      </w:r>
+      <w:proofErr w:type="spellEnd"/>
+      <w:r>
+        <w:t xml:space="preserve"> int,</w:t>
       </w:r>
     </w:p>
     <w:p>
       <w:r>
         <w:tab/>
-        <w:t>PRIMARY KEY (character_id, item_id),</w:t>
+        <w:t>PRIMARY KEY (</w:t>
+      </w:r>
+      <w:proofErr w:type="spellStart"/>
+      <w:r>
+        <w:t>character_id</w:t>
+      </w:r>
+      <w:proofErr w:type="spellEnd"/>
+      <w:r>
+        <w:t xml:space="preserve">, </w:t>
+      </w:r>
+      <w:proofErr w:type="spellStart"/>
+      <w:r>
+        <w:t>item_id</w:t>
+      </w:r>
+      <w:proofErr w:type="spellEnd"/>
+      <w:r>
+        <w:t>),</w:t>
       </w:r>
     </w:p>
     <w:p>
       <w:r>
         <w:tab/>
-        <w:t>FOREIGN KEY (character_id) REFERENCES Character (character_id),</w:t>
+        <w:t>FOREIGN KEY (</w:t>
+      </w:r>
+      <w:proofErr w:type="spellStart"/>
+      <w:r>
+        <w:t>character_id</w:t>
+      </w:r>
+      <w:proofErr w:type="spellEnd"/>
+      <w:r>
+        <w:t>) REFERENCES Character (</w:t>
+      </w:r>
+      <w:proofErr w:type="spellStart"/>
+      <w:r>
+        <w:t>character_id</w:t>
+      </w:r>
+      <w:proofErr w:type="spellEnd"/>
+      <w:r>
+        <w:t>),</w:t>
       </w:r>
     </w:p>
     <w:p>
       <w:r>
         <w:tab/>
-        <w:t>FOREIGN KEY (item_id) REFERENCES Item (item_id)</w:t>
+        <w:t>FOREIGN KEY (</w:t>
+      </w:r>
+      <w:proofErr w:type="spellStart"/>
+      <w:r>
+        <w:t>item_id</w:t>
+      </w:r>
+      <w:proofErr w:type="spellEnd"/>
+      <w:r>
+        <w:t>) REFERENCES Item (</w:t>
+      </w:r>
+      <w:proofErr w:type="spellStart"/>
+      <w:r>
+        <w:t>item_id</w:t>
+      </w:r>
+      <w:proofErr w:type="spellEnd"/>
+      <w:r>
+        <w:t>)</w:t>
       </w:r>
     </w:p>
     <w:p>
@@ -1724,7 +1908,9 @@
     </w:p>
     <w:p>
       <w:r>
-        <w:lastRenderedPageBreak/>
+        <w:rPr>
+          <w:noProof/>
+        </w:rPr>
         <w:drawing>
           <wp:inline distT="0" distB="0" distL="0" distR="0" wp14:anchorId="56C23369" wp14:editId="3A6E08DD">
             <wp:extent cx="6645910" cy="2969260"/>
@@ -1741,7 +1927,7 @@
                     <pic:cNvPicPr/>
                   </pic:nvPicPr>
                   <pic:blipFill>
-                    <a:blip r:embed="rId5"/>
+                    <a:blip r:embed="rId6"/>
                     <a:stretch>
                       <a:fillRect/>
                     </a:stretch>
@@ -1763,12 +1949,12 @@
       </w:r>
       <w:r>
         <w:pict w14:anchorId="76B367C6">
-          <v:rect id="_x0000_i1036" style="width:0;height:1.5pt" o:hralign="center" o:hrstd="t" o:hr="t" fillcolor="#a0a0a0" stroked="f"/>
+          <v:rect id="_x0000_i1037" style="width:0;height:1.5pt" o:hralign="center" o:hrstd="t" o:hr="t" fillcolor="#a0a0a0" stroked="f"/>
         </w:pict>
       </w:r>
       <w:r>
         <w:pict w14:anchorId="4EBADFE9">
-          <v:rect id="_x0000_i1037" style="width:0;height:1.5pt" o:hralign="center" o:hrstd="t" o:hr="t" fillcolor="#a0a0a0" stroked="f"/>
+          <v:rect id="_x0000_i1038" style="width:0;height:1.5pt" o:hralign="center" o:hrstd="t" o:hr="t" fillcolor="#a0a0a0" stroked="f"/>
         </w:pict>
       </w:r>
     </w:p>
@@ -1818,7 +2004,7 @@
     <w:p>
       <w:r>
         <w:pict w14:anchorId="43C60652">
-          <v:rect id="_x0000_i1038" style="width:0;height:1.5pt" o:hralign="center" o:hrstd="t" o:hr="t" fillcolor="#a0a0a0" stroked="f"/>
+          <v:rect id="_x0000_i1039" style="width:0;height:1.5pt" o:hralign="center" o:hrstd="t" o:hr="t" fillcolor="#a0a0a0" stroked="f"/>
         </w:pict>
       </w:r>
     </w:p>
@@ -1862,15 +2048,54 @@
     <w:p>
       <w:pPr>
         <w:spacing w:before="240" w:after="240"/>
+        <w:rPr>
+          <w:rFonts w:hint="eastAsia"/>
+        </w:rPr>
       </w:pPr>
       <w:r>
         <w:t>✏️ Answer:</w:t>
       </w:r>
+      <w:r>
+        <w:rPr>
+          <w:rFonts w:hint="eastAsia"/>
+        </w:rPr>
+        <w:t xml:space="preserve"> n:m </w:t>
+      </w:r>
+      <w:r>
+        <w:rPr>
+          <w:rFonts w:hint="eastAsia"/>
+        </w:rPr>
+        <w:t>관계가</w:t>
+      </w:r>
+      <w:r>
+        <w:rPr>
+          <w:rFonts w:hint="eastAsia"/>
+        </w:rPr>
+        <w:t xml:space="preserve"> </w:t>
+      </w:r>
+      <w:r>
+        <w:rPr>
+          <w:rFonts w:hint="eastAsia"/>
+        </w:rPr>
+        <w:t>있다는</w:t>
+      </w:r>
+      <w:r>
+        <w:rPr>
+          <w:rFonts w:hint="eastAsia"/>
+        </w:rPr>
+        <w:t xml:space="preserve"> </w:t>
+      </w:r>
+      <w:r>
+        <w:rPr>
+          <w:rFonts w:hint="eastAsia"/>
+        </w:rPr>
+        <w:t>점</w:t>
+      </w:r>
     </w:p>
     <w:p>
       <w:r>
         <w:pict w14:anchorId="45F20F35">
-          <v:rect id="_x0000_i1039" style="width:0;height:1.5pt" o:hralign="center" o:hrstd="t" o:hr="t" fillcolor="#a0a0a0" stroked="f"/>
+          <v:rect id="_x0000_i1040" style="width:0;height:1.5pt" o:hralign="center" o:hrstd="t" o:hr="t" fillcolor="#a0a0a0" stroked="f"/>
         </w:pict>
       </w:r>
     </w:p>
@@ -1897,6 +2122,7 @@
           <w:sz w:val="34"/>
           <w:szCs w:val="34"/>
         </w:rPr>
+        <w:lastRenderedPageBreak/>
         <w:t>2. 핵심 개념</w:t>
       </w:r>
     </w:p>
@@ -1914,15 +2140,86 @@
     <w:p>
       <w:pPr>
         <w:spacing w:before="240" w:after="240"/>
+        <w:rPr>
+          <w:rFonts w:hint="eastAsia"/>
+        </w:rPr>
       </w:pPr>
       <w:r>
         <w:t>✏️ Answer:</w:t>
       </w:r>
+      <w:r>
+        <w:rPr>
+          <w:rFonts w:hint="eastAsia"/>
+        </w:rPr>
+        <w:t xml:space="preserve"> n:m </w:t>
+      </w:r>
+      <w:r>
+        <w:rPr>
+          <w:rFonts w:hint="eastAsia"/>
+        </w:rPr>
+        <w:t>관계를</w:t>
+      </w:r>
+      <w:r>
+        <w:rPr>
+          <w:rFonts w:hint="eastAsia"/>
+        </w:rPr>
+        <w:t xml:space="preserve"> </w:t>
+      </w:r>
+      <w:r>
+        <w:rPr>
+          <w:rFonts w:hint="eastAsia"/>
+        </w:rPr>
+        <w:t>풀어줄</w:t>
+      </w:r>
+      <w:r>
+        <w:rPr>
+          <w:rFonts w:hint="eastAsia"/>
+        </w:rPr>
+        <w:t xml:space="preserve"> </w:t>
+      </w:r>
+      <w:r>
+        <w:rPr>
+          <w:rFonts w:hint="eastAsia"/>
+        </w:rPr>
+        <w:t>새로운</w:t>
+      </w:r>
+      <w:r>
+        <w:rPr>
+          <w:rFonts w:hint="eastAsia"/>
+        </w:rPr>
+        <w:t xml:space="preserve"> </w:t>
+      </w:r>
+      <w:r>
+        <w:rPr>
+          <w:rFonts w:hint="eastAsia"/>
+        </w:rPr>
+        <w:t>개체를</w:t>
+      </w:r>
+      <w:r>
+        <w:rPr>
+          <w:rFonts w:hint="eastAsia"/>
+        </w:rPr>
+        <w:t xml:space="preserve"> </w:t>
+      </w:r>
+      <w:proofErr w:type="spellStart"/>
+      <w:r>
+        <w:rPr>
+          <w:rFonts w:hint="eastAsia"/>
+        </w:rPr>
+        <w:t>만듬</w:t>
+      </w:r>
+      <w:proofErr w:type="spellEnd"/>
+      <w:r>
+        <w:rPr>
+          <w:rFonts w:hint="eastAsia"/>
+        </w:rPr>
+        <w:t>.</w:t>
+      </w:r>
     </w:p>
     <w:p>
       <w:r>
         <w:pict w14:anchorId="4E5F037A">
-          <v:rect id="_x0000_i1040" style="width:0;height:1.5pt" o:hralign="center" o:hrstd="t" o:hr="t" fillcolor="#a0a0a0" stroked="f"/>
+          <v:rect id="_x0000_i1041" style="width:0;height:1.5pt" o:hralign="center" o:hrstd="t" o:hr="t" fillcolor="#a0a0a0" stroked="f"/>
         </w:pict>
       </w:r>
     </w:p>
@@ -1966,9 +2263,152 @@
     <w:p>
       <w:pPr>
         <w:spacing w:before="240" w:after="240"/>
+        <w:rPr>
+          <w:rFonts w:hint="eastAsia"/>
+        </w:rPr>
       </w:pPr>
       <w:r>
         <w:t>✏️ Answer:</w:t>
+      </w:r>
+      <w:r>
+        <w:rPr>
+          <w:rFonts w:hint="eastAsia"/>
+        </w:rPr>
+        <w:t xml:space="preserve"> </w:t>
+      </w:r>
+      <w:proofErr w:type="spellStart"/>
+      <w:r>
+        <w:rPr>
+          <w:rFonts w:hint="eastAsia"/>
+        </w:rPr>
+        <w:t>카디널리티를</w:t>
+      </w:r>
+      <w:proofErr w:type="spellEnd"/>
+      <w:r>
+        <w:rPr>
+          <w:rFonts w:hint="eastAsia"/>
+        </w:rPr>
+        <w:t xml:space="preserve"> </w:t>
+      </w:r>
+      <w:r>
+        <w:rPr>
+          <w:rFonts w:hint="eastAsia"/>
+        </w:rPr>
+        <w:t>표시하는</w:t>
+      </w:r>
+      <w:r>
+        <w:rPr>
+          <w:rFonts w:hint="eastAsia"/>
+        </w:rPr>
+        <w:t xml:space="preserve"> </w:t>
+      </w:r>
+      <w:r>
+        <w:rPr>
+          <w:rFonts w:hint="eastAsia"/>
+        </w:rPr>
+        <w:t>것이</w:t>
+      </w:r>
+      <w:r>
+        <w:rPr>
+          <w:rFonts w:hint="eastAsia"/>
+        </w:rPr>
+        <w:t xml:space="preserve"> </w:t>
+      </w:r>
+      <w:r>
+        <w:rPr>
+          <w:rFonts w:hint="eastAsia"/>
+        </w:rPr>
+        <w:t>가장</w:t>
+      </w:r>
+      <w:r>
+        <w:rPr>
+          <w:rFonts w:hint="eastAsia"/>
+        </w:rPr>
+        <w:t xml:space="preserve"> </w:t>
+      </w:r>
+      <w:r>
+        <w:rPr>
+          <w:rFonts w:hint="eastAsia"/>
+        </w:rPr>
+        <w:t>어려웠습니다</w:t>
+      </w:r>
+      <w:r>
+        <w:rPr>
+          <w:rFonts w:hint="eastAsia"/>
+        </w:rPr>
+        <w:t xml:space="preserve">. </w:t>
+      </w:r>
+      <w:r>
+        <w:rPr>
+          <w:rFonts w:hint="eastAsia"/>
+        </w:rPr>
+        <w:t>관점에</w:t>
+      </w:r>
+      <w:r>
+        <w:rPr>
+          <w:rFonts w:hint="eastAsia"/>
+        </w:rPr>
+        <w:t xml:space="preserve"> </w:t>
+      </w:r>
+      <w:r>
+        <w:rPr>
+          <w:rFonts w:hint="eastAsia"/>
+        </w:rPr>
+        <w:t>따라서도</w:t>
+      </w:r>
+      <w:r>
+        <w:rPr>
+          <w:rFonts w:hint="eastAsia"/>
+        </w:rPr>
+        <w:t xml:space="preserve"> </w:t>
+      </w:r>
+      <w:r>
+        <w:rPr>
+          <w:rFonts w:hint="eastAsia"/>
+        </w:rPr>
+        <w:t>다르고</w:t>
+      </w:r>
+      <w:r>
+        <w:rPr>
+          <w:rFonts w:hint="eastAsia"/>
+        </w:rPr>
+        <w:t xml:space="preserve">, </w:t>
+      </w:r>
+      <w:r>
+        <w:rPr>
+          <w:rFonts w:hint="eastAsia"/>
+        </w:rPr>
+        <w:t>무엇보다</w:t>
+      </w:r>
+      <w:r>
+        <w:rPr>
+          <w:rFonts w:hint="eastAsia"/>
+        </w:rPr>
+        <w:t xml:space="preserve"> </w:t>
+      </w:r>
+      <w:r>
+        <w:rPr>
+          <w:rFonts w:hint="eastAsia"/>
+        </w:rPr>
+        <w:t>너무</w:t>
+      </w:r>
+      <w:r>
+        <w:rPr>
+          <w:rFonts w:hint="eastAsia"/>
+        </w:rPr>
+        <w:t xml:space="preserve"> </w:t>
+      </w:r>
+      <w:r>
+        <w:rPr>
+          <w:rFonts w:hint="eastAsia"/>
+        </w:rPr>
+        <w:t>헷갈립니다</w:t>
+      </w:r>
+      <w:r>
+        <w:rPr>
+          <w:rFonts w:hint="eastAsia"/>
+        </w:rPr>
+        <w:t xml:space="preserve">. </w:t>
       </w:r>
     </w:p>
     <w:p/>
